--- a/public/docs/collective/v1.0/Vesteri_Collective_Rules_v1.0_EN.docx
+++ b/public/docs/collective/v1.0/Vesteri_Collective_Rules_v1.0_EN.docx
@@ -55,9 +55,8 @@
           <w:color w:val="666666"/>
           <w:sz w:val="19"/>
           <w:szCs w:val="19"/>
-          <w:highlight w:val="yellow"/>
-        </w:rPr>
-        <w:t xml:space="preserve">[effective date]</w:t>
+        </w:rPr>
+        <w:t xml:space="preserve">22 October 2026</w:t>
       </w:r>
       <w:r>
         <w:rPr>

--- a/public/docs/collective/v1.0/Vesteri_Collective_Rules_v1.0_EN.docx
+++ b/public/docs/collective/v1.0/Vesteri_Collective_Rules_v1.0_EN.docx
@@ -114,9 +114,8 @@
           <w:rFonts w:ascii="Calibri" w:cs="Calibri" w:eastAsia="Calibri" w:hAnsi="Calibri"/>
           <w:sz w:val="21"/>
           <w:szCs w:val="21"/>
-          <w:highlight w:val="yellow"/>
-        </w:rPr>
-        <w:t xml:space="preserve">[collective@vesteri.com]</w:t>
+        </w:rPr>
+        <w:t xml:space="preserve">collective@vesteri.com</w:t>
       </w:r>
       <w:r>
         <w:rPr>
@@ -1172,9 +1171,8 @@
           <w:rFonts w:ascii="Calibri" w:cs="Calibri" w:eastAsia="Calibri" w:hAnsi="Calibri"/>
           <w:sz w:val="21"/>
           <w:szCs w:val="21"/>
-          <w:highlight w:val="yellow"/>
-        </w:rPr>
-        <w:t xml:space="preserve">[60%]</w:t>
+        </w:rPr>
+        <w:t xml:space="preserve">60%</w:t>
       </w:r>
       <w:r>
         <w:rPr>
@@ -1465,9 +1463,8 @@
           <w:rFonts w:ascii="Calibri" w:cs="Calibri" w:eastAsia="Calibri" w:hAnsi="Calibri"/>
           <w:sz w:val="21"/>
           <w:szCs w:val="21"/>
-          <w:highlight w:val="yellow"/>
-        </w:rPr>
-        <w:t xml:space="preserve">[collective@vesteri.com]</w:t>
+        </w:rPr>
+        <w:t xml:space="preserve">collective@vesteri.com</w:t>
       </w:r>
       <w:r>
         <w:rPr>
@@ -1600,24 +1597,23 @@
           <w:sz w:val="21"/>
           <w:szCs w:val="21"/>
         </w:rPr>
-        <w:t xml:space="preserve">A decision may be appealed within 14 days to the </w:t>
-      </w:r>
-      <w:r>
-        <w:rPr>
-          <w:rFonts w:ascii="Calibri" w:cs="Calibri" w:eastAsia="Calibri" w:hAnsi="Calibri"/>
-          <w:sz w:val="21"/>
-          <w:szCs w:val="21"/>
-          <w:highlight w:val="yellow"/>
-        </w:rPr>
-        <w:t xml:space="preserve">[Board of Time2Show, Inc.]</w:t>
-      </w:r>
-      <w:r>
-        <w:rPr>
-          <w:rFonts w:ascii="Calibri" w:cs="Calibri" w:eastAsia="Calibri" w:hAnsi="Calibri"/>
-          <w:sz w:val="21"/>
-          <w:szCs w:val="21"/>
-        </w:rPr>
-        <w:t xml:space="preserve">, which decides within 30 days. The appeal decision is final within the Collective and does not exclude recourse to the courts.</w:t>
+        <w:t xml:space="preserve">A decision may be appealed within 14 days and is decided within 30 days. While the Collective has no more than 100 Members, appeals are decided by the Board of Directors of Time2Show, Inc. Once the Collective exceeds 100 Members, a Collective Committee is appointed and takes over deciding appeals. The appeal decision is final within the Collective and does not exclude recourse to the courts.</w:t>
+      </w:r>
+      <w:r>
+        <w:rPr>
+          <w:rFonts w:ascii="Calibri" w:cs="Calibri" w:eastAsia="Calibri" w:hAnsi="Calibri"/>
+          <w:sz w:val="21"/>
+          <w:szCs w:val="21"/>
+        </w:rPr>
+        <w:t xml:space="preserve"/>
+      </w:r>
+      <w:r>
+        <w:rPr>
+          <w:rFonts w:ascii="Calibri" w:cs="Calibri" w:eastAsia="Calibri" w:hAnsi="Calibri"/>
+          <w:sz w:val="21"/>
+          <w:szCs w:val="21"/>
+        </w:rPr>
+        <w:t xml:space="preserve"/>
       </w:r>
     </w:p>
     <w:p>
@@ -2000,9 +1996,8 @@
           <w:rFonts w:ascii="Calibri" w:cs="Calibri" w:eastAsia="Calibri" w:hAnsi="Calibri"/>
           <w:sz w:val="21"/>
           <w:szCs w:val="21"/>
-          <w:highlight w:val="yellow"/>
-        </w:rPr>
-        <w:t xml:space="preserve">[Polish]</w:t>
+        </w:rPr>
+        <w:t xml:space="preserve">Polish</w:t>
       </w:r>
       <w:r>
         <w:rPr>
